--- a/26-2 Sports Day/25 스포츠데이 참고용 자료/[2025_Spring_Sports Day] 홍보부 인계물(카드뉴스).docx
+++ b/26-2 Sports Day/25 스포츠데이 참고용 자료/[2025_Spring_Sports Day] 홍보부 인계물(카드뉴스).docx
@@ -13,17 +13,30 @@
           <w:u w:val="none"/>
         </w:rPr>
       </w:pPr>
-      <w:r>
-        <w:rPr>
-          <w:rFonts w:ascii="Arial Unicode MS" w:cs="Arial Unicode MS" w:eastAsia="Arial Unicode MS" w:hAnsi="Arial Unicode MS"/>
-          <w:rtl w:val="0"/>
-        </w:rPr>
-        <w:t xml:space="preserve">메인 포스터</w:t>
-        <w:br w:type="textWrapping"/>
+      <w:sdt>
+        <w:sdtPr>
+          <w:id w:val="-1397723535"/>
+          <w:tag w:val="goog_rdk_0"/>
+        </w:sdtPr>
+        <w:sdtContent>
+          <w:r>
+            <w:rPr>
+              <w:rFonts w:ascii="Arial Unicode MS" w:cs="Arial Unicode MS" w:eastAsia="Arial Unicode MS" w:hAnsi="Arial Unicode MS"/>
+              <w:rtl w:val="0"/>
+            </w:rPr>
+            <w:t xml:space="preserve">…………메인 포스터</w:t>
+            <w:br w:type="textWrapping"/>
+          </w:r>
+        </w:sdtContent>
+      </w:sdt>
+      <w:r>
+        <w:rPr>
+          <w:rtl w:val="0"/>
+        </w:rPr>
       </w:r>
       <w:r>
         <w:drawing>
-          <wp:anchor allowOverlap="1" behindDoc="1" distB="114300" distT="114300" distL="114300" distR="114300" hidden="0" layoutInCell="1" locked="0" relativeHeight="0" simplePos="0">
+          <wp:anchor allowOverlap="1" behindDoc="1" distB="0" distT="0" distL="0" distR="0" hidden="0" layoutInCell="1" locked="0" relativeHeight="0" simplePos="0">
             <wp:simplePos x="0" y="0"/>
             <wp:positionH relativeFrom="column">
               <wp:posOffset>1924050</wp:posOffset>
@@ -34,7 +47,7 @@
             <wp:extent cx="1139825" cy="1709738"/>
             <wp:effectExtent b="0" l="0" r="0" t="0"/>
             <wp:wrapNone/>
-            <wp:docPr id="1" name="image1.png"/>
+            <wp:docPr id="2" name="image1.png"/>
             <a:graphic>
               <a:graphicData uri="http://schemas.openxmlformats.org/drawingml/2006/picture">
                 <pic:pic>
@@ -43,7 +56,7 @@
                     <pic:cNvPicPr preferRelativeResize="0"/>
                   </pic:nvPicPr>
                   <pic:blipFill>
-                    <a:blip r:embed="rId6"/>
+                    <a:blip r:embed="rId7"/>
                     <a:srcRect b="0" l="0" r="0" t="0"/>
                     <a:stretch>
                       <a:fillRect/>
@@ -167,24 +180,50 @@
           <w:u w:val="none"/>
         </w:rPr>
       </w:pPr>
-      <w:r>
-        <w:rPr>
-          <w:rFonts w:ascii="Arial Unicode MS" w:cs="Arial Unicode MS" w:eastAsia="Arial Unicode MS" w:hAnsi="Arial Unicode MS"/>
-          <w:rtl w:val="0"/>
-        </w:rPr>
-        <w:t xml:space="preserve">행사 소개</w:t>
+      <w:sdt>
+        <w:sdtPr>
+          <w:id w:val="415806034"/>
+          <w:tag w:val="goog_rdk_1"/>
+        </w:sdtPr>
+        <w:sdtContent>
+          <w:r>
+            <w:rPr>
+              <w:rFonts w:ascii="Arial Unicode MS" w:cs="Arial Unicode MS" w:eastAsia="Arial Unicode MS" w:hAnsi="Arial Unicode MS"/>
+              <w:rtl w:val="0"/>
+            </w:rPr>
+            <w:t xml:space="preserve">행사 소개</w:t>
+          </w:r>
+        </w:sdtContent>
+      </w:sdt>
+      <w:r>
+        <w:rPr>
+          <w:rtl w:val="0"/>
+        </w:rPr>
       </w:r>
     </w:p>
     <w:p>
       <w:pPr>
         <w:rPr/>
       </w:pPr>
-      <w:r>
-        <w:rPr>
-          <w:rFonts w:ascii="Arial Unicode MS" w:cs="Arial Unicode MS" w:eastAsia="Arial Unicode MS" w:hAnsi="Arial Unicode MS"/>
-          <w:rtl w:val="0"/>
-        </w:rPr>
-        <w:t xml:space="preserve">슈퍼 마리오 파티 컨셉의 운동회. </w:t>
+      <w:sdt>
+        <w:sdtPr>
+          <w:id w:val="-1918351972"/>
+          <w:tag w:val="goog_rdk_2"/>
+        </w:sdtPr>
+        <w:sdtContent>
+          <w:r>
+            <w:rPr>
+              <w:rFonts w:ascii="Arial Unicode MS" w:cs="Arial Unicode MS" w:eastAsia="Arial Unicode MS" w:hAnsi="Arial Unicode MS"/>
+              <w:rtl w:val="0"/>
+            </w:rPr>
+            <w:t xml:space="preserve">슈퍼 마리오 파티 컨셉의 운동회. </w:t>
+          </w:r>
+        </w:sdtContent>
+      </w:sdt>
+      <w:r>
+        <w:rPr>
+          <w:rtl w:val="0"/>
+        </w:rPr>
       </w:r>
     </w:p>
     <w:p>
@@ -219,12 +258,25 @@
         <w:ind w:left="720" w:firstLine="0"/>
         <w:rPr/>
       </w:pPr>
-      <w:r>
-        <w:rPr>
-          <w:rFonts w:ascii="Arial Unicode MS" w:cs="Arial Unicode MS" w:eastAsia="Arial Unicode MS" w:hAnsi="Arial Unicode MS"/>
-          <w:rtl w:val="0"/>
-        </w:rPr>
-        <w:t xml:space="preserve">Who: 교환 100 </w:t>
+      <w:sdt>
+        <w:sdtPr>
+          <w:id w:val="-949132622"/>
+          <w:tag w:val="goog_rdk_3"/>
+        </w:sdtPr>
+        <w:sdtContent>
+          <w:r>
+            <w:rPr>
+              <w:rFonts w:ascii="Arial Unicode MS" w:cs="Arial Unicode MS" w:eastAsia="Arial Unicode MS" w:hAnsi="Arial Unicode MS"/>
+              <w:rtl w:val="0"/>
+            </w:rPr>
+            <w:t xml:space="preserve">Who: 교환 100명</w:t>
+          </w:r>
+        </w:sdtContent>
+      </w:sdt>
+      <w:r>
+        <w:rPr>
+          <w:rtl w:val="0"/>
+        </w:rPr>
       </w:r>
     </w:p>
     <w:p>
@@ -232,12 +284,25 @@
         <w:ind w:left="720" w:firstLine="0"/>
         <w:rPr/>
       </w:pPr>
-      <w:r>
-        <w:rPr>
-          <w:rFonts w:ascii="Arial Unicode MS" w:cs="Arial Unicode MS" w:eastAsia="Arial Unicode MS" w:hAnsi="Arial Unicode MS"/>
-          <w:rtl w:val="0"/>
-        </w:rPr>
-        <w:t xml:space="preserve">Where: 율전 대운동장 (10:30 명륜 출발 버스 선착순 80명)   </w:t>
+      <w:sdt>
+        <w:sdtPr>
+          <w:id w:val="-762199106"/>
+          <w:tag w:val="goog_rdk_4"/>
+        </w:sdtPr>
+        <w:sdtContent>
+          <w:r>
+            <w:rPr>
+              <w:rFonts w:ascii="Arial Unicode MS" w:cs="Arial Unicode MS" w:eastAsia="Arial Unicode MS" w:hAnsi="Arial Unicode MS"/>
+              <w:rtl w:val="0"/>
+            </w:rPr>
+            <w:t xml:space="preserve">Where: 율전 대운동장 (10:30 명륜 출발 버스 선착순 80명)   </w:t>
+          </w:r>
+        </w:sdtContent>
+      </w:sdt>
+      <w:r>
+        <w:rPr>
+          <w:rtl w:val="0"/>
+        </w:rPr>
       </w:r>
     </w:p>
     <w:p>
@@ -245,12 +310,25 @@
         <w:ind w:left="720" w:firstLine="0"/>
         <w:rPr/>
       </w:pPr>
-      <w:r>
-        <w:rPr>
-          <w:rFonts w:ascii="Arial Unicode MS" w:cs="Arial Unicode MS" w:eastAsia="Arial Unicode MS" w:hAnsi="Arial Unicode MS"/>
-          <w:rtl w:val="0"/>
-        </w:rPr>
-        <w:t xml:space="preserve">When: 5월 10일</w:t>
+      <w:sdt>
+        <w:sdtPr>
+          <w:id w:val="-892444529"/>
+          <w:tag w:val="goog_rdk_5"/>
+        </w:sdtPr>
+        <w:sdtContent>
+          <w:r>
+            <w:rPr>
+              <w:rFonts w:ascii="Arial Unicode MS" w:cs="Arial Unicode MS" w:eastAsia="Arial Unicode MS" w:hAnsi="Arial Unicode MS"/>
+              <w:rtl w:val="0"/>
+            </w:rPr>
+            <w:t xml:space="preserve">When: 5월 10일</w:t>
+          </w:r>
+        </w:sdtContent>
+      </w:sdt>
+      <w:r>
+        <w:rPr>
+          <w:rtl w:val="0"/>
+        </w:rPr>
       </w:r>
     </w:p>
     <w:p>
@@ -258,12 +336,25 @@
         <w:ind w:left="720" w:firstLine="0"/>
         <w:rPr/>
       </w:pPr>
-      <w:r>
-        <w:rPr>
-          <w:rFonts w:ascii="Arial Unicode MS" w:cs="Arial Unicode MS" w:eastAsia="Arial Unicode MS" w:hAnsi="Arial Unicode MS"/>
-          <w:rtl w:val="0"/>
-        </w:rPr>
-        <w:t xml:space="preserve"> +구글폼 오픈 일자 (4/14~)</w:t>
+      <w:sdt>
+        <w:sdtPr>
+          <w:id w:val="-1743437039"/>
+          <w:tag w:val="goog_rdk_6"/>
+        </w:sdtPr>
+        <w:sdtContent>
+          <w:r>
+            <w:rPr>
+              <w:rFonts w:ascii="Arial Unicode MS" w:cs="Arial Unicode MS" w:eastAsia="Arial Unicode MS" w:hAnsi="Arial Unicode MS"/>
+              <w:rtl w:val="0"/>
+            </w:rPr>
+            <w:t xml:space="preserve"> +구글폼 오픈 일자 (4/14~)</w:t>
+          </w:r>
+        </w:sdtContent>
+      </w:sdt>
+      <w:r>
+        <w:rPr>
+          <w:rtl w:val="0"/>
+        </w:rPr>
       </w:r>
     </w:p>
     <w:p>
@@ -271,12 +362,25 @@
         <w:ind w:left="720" w:firstLine="0"/>
         <w:rPr/>
       </w:pPr>
-      <w:r>
-        <w:rPr>
-          <w:rFonts w:ascii="Arial Unicode MS" w:cs="Arial Unicode MS" w:eastAsia="Arial Unicode MS" w:hAnsi="Arial Unicode MS"/>
-          <w:rtl w:val="0"/>
-        </w:rPr>
-        <w:t xml:space="preserve">구글폼 링</w:t>
+      <w:sdt>
+        <w:sdtPr>
+          <w:id w:val="472642824"/>
+          <w:tag w:val="goog_rdk_7"/>
+        </w:sdtPr>
+        <w:sdtContent>
+          <w:r>
+            <w:rPr>
+              <w:rFonts w:ascii="Arial Unicode MS" w:cs="Arial Unicode MS" w:eastAsia="Arial Unicode MS" w:hAnsi="Arial Unicode MS"/>
+              <w:rtl w:val="0"/>
+            </w:rPr>
+            <w:t xml:space="preserve">구글폼 링</w:t>
+          </w:r>
+        </w:sdtContent>
+      </w:sdt>
+      <w:r>
+        <w:rPr>
+          <w:rtl w:val="0"/>
+        </w:rPr>
       </w:r>
     </w:p>
     <w:p>
@@ -284,7 +388,7 @@
         <w:ind w:left="720" w:firstLine="0"/>
         <w:rPr/>
       </w:pPr>
-      <w:hyperlink r:id="rId7">
+      <w:hyperlink r:id="rId8">
         <w:r>
           <w:rPr>
             <w:color w:val="1155cc"/>
@@ -332,13 +436,21 @@
           <w:u w:val="none"/>
         </w:rPr>
       </w:pPr>
-      <w:r>
-        <w:rPr>
-          <w:rFonts w:ascii="Arial Unicode MS" w:cs="Arial Unicode MS" w:eastAsia="Arial Unicode MS" w:hAnsi="Arial Unicode MS"/>
-          <w:rtl w:val="0"/>
-        </w:rPr>
-        <w:t xml:space="preserve">타임테이블</w:t>
-      </w:r>
+      <w:sdt>
+        <w:sdtPr>
+          <w:id w:val="-1340075697"/>
+          <w:tag w:val="goog_rdk_8"/>
+        </w:sdtPr>
+        <w:sdtContent>
+          <w:r>
+            <w:rPr>
+              <w:rFonts w:ascii="Arial Unicode MS" w:cs="Arial Unicode MS" w:eastAsia="Arial Unicode MS" w:hAnsi="Arial Unicode MS"/>
+              <w:rtl w:val="0"/>
+            </w:rPr>
+            <w:t xml:space="preserve">타임테이블</w:t>
+          </w:r>
+        </w:sdtContent>
+      </w:sdt>
       <w:r>
         <w:rPr>
           <w:rtl w:val="0"/>
@@ -920,8 +1032,21 @@
           </w:tcPr>
           <w:p>
             <w:pPr>
-              <w:widowControl w:val="0"/>
-              <w:spacing w:line="240" w:lineRule="auto"/>
+              <w:keepNext w:val="0"/>
+              <w:keepLines w:val="0"/>
+              <w:pageBreakBefore w:val="0"/>
+              <w:widowControl w:val="0"/>
+              <w:pBdr>
+                <w:top w:space="0" w:sz="0" w:val="nil"/>
+                <w:left w:space="0" w:sz="0" w:val="nil"/>
+                <w:bottom w:space="0" w:sz="0" w:val="nil"/>
+                <w:right w:space="0" w:sz="0" w:val="nil"/>
+                <w:between w:space="0" w:sz="0" w:val="nil"/>
+              </w:pBdr>
+              <w:shd w:fill="auto" w:val="clear"/>
+              <w:spacing w:after="0" w:before="0" w:line="276" w:lineRule="auto"/>
+              <w:ind w:left="0" w:right="0" w:firstLine="0"/>
+              <w:jc w:val="left"/>
               <w:rPr>
                 <w:rFonts w:ascii="Malgun Gothic" w:cs="Malgun Gothic" w:eastAsia="Malgun Gothic" w:hAnsi="Malgun Gothic"/>
                 <w:sz w:val="20"/>
@@ -949,8 +1074,21 @@
           </w:tcPr>
           <w:p>
             <w:pPr>
-              <w:widowControl w:val="0"/>
-              <w:spacing w:line="240" w:lineRule="auto"/>
+              <w:keepNext w:val="0"/>
+              <w:keepLines w:val="0"/>
+              <w:pageBreakBefore w:val="0"/>
+              <w:widowControl w:val="0"/>
+              <w:pBdr>
+                <w:top w:space="0" w:sz="0" w:val="nil"/>
+                <w:left w:space="0" w:sz="0" w:val="nil"/>
+                <w:bottom w:space="0" w:sz="0" w:val="nil"/>
+                <w:right w:space="0" w:sz="0" w:val="nil"/>
+                <w:between w:space="0" w:sz="0" w:val="nil"/>
+              </w:pBdr>
+              <w:shd w:fill="auto" w:val="clear"/>
+              <w:spacing w:after="0" w:before="0" w:line="276" w:lineRule="auto"/>
+              <w:ind w:left="0" w:right="0" w:firstLine="0"/>
+              <w:jc w:val="left"/>
               <w:rPr>
                 <w:rFonts w:ascii="Malgun Gothic" w:cs="Malgun Gothic" w:eastAsia="Malgun Gothic" w:hAnsi="Malgun Gothic"/>
                 <w:sz w:val="20"/>
@@ -978,8 +1116,21 @@
           </w:tcPr>
           <w:p>
             <w:pPr>
-              <w:widowControl w:val="0"/>
-              <w:spacing w:line="240" w:lineRule="auto"/>
+              <w:keepNext w:val="0"/>
+              <w:keepLines w:val="0"/>
+              <w:pageBreakBefore w:val="0"/>
+              <w:widowControl w:val="0"/>
+              <w:pBdr>
+                <w:top w:space="0" w:sz="0" w:val="nil"/>
+                <w:left w:space="0" w:sz="0" w:val="nil"/>
+                <w:bottom w:space="0" w:sz="0" w:val="nil"/>
+                <w:right w:space="0" w:sz="0" w:val="nil"/>
+                <w:between w:space="0" w:sz="0" w:val="nil"/>
+              </w:pBdr>
+              <w:shd w:fill="auto" w:val="clear"/>
+              <w:spacing w:after="0" w:before="0" w:line="276" w:lineRule="auto"/>
+              <w:ind w:left="0" w:right="0" w:firstLine="0"/>
+              <w:jc w:val="left"/>
               <w:rPr>
                 <w:rFonts w:ascii="Malgun Gothic" w:cs="Malgun Gothic" w:eastAsia="Malgun Gothic" w:hAnsi="Malgun Gothic"/>
                 <w:sz w:val="20"/>
@@ -1071,8 +1222,21 @@
           </w:tcPr>
           <w:p>
             <w:pPr>
-              <w:widowControl w:val="0"/>
-              <w:spacing w:line="240" w:lineRule="auto"/>
+              <w:keepNext w:val="0"/>
+              <w:keepLines w:val="0"/>
+              <w:pageBreakBefore w:val="0"/>
+              <w:widowControl w:val="0"/>
+              <w:pBdr>
+                <w:top w:space="0" w:sz="0" w:val="nil"/>
+                <w:left w:space="0" w:sz="0" w:val="nil"/>
+                <w:bottom w:space="0" w:sz="0" w:val="nil"/>
+                <w:right w:space="0" w:sz="0" w:val="nil"/>
+                <w:between w:space="0" w:sz="0" w:val="nil"/>
+              </w:pBdr>
+              <w:shd w:fill="auto" w:val="clear"/>
+              <w:spacing w:after="0" w:before="0" w:line="276" w:lineRule="auto"/>
+              <w:ind w:left="0" w:right="0" w:firstLine="0"/>
+              <w:jc w:val="left"/>
               <w:rPr>
                 <w:rFonts w:ascii="Malgun Gothic" w:cs="Malgun Gothic" w:eastAsia="Malgun Gothic" w:hAnsi="Malgun Gothic"/>
                 <w:sz w:val="20"/>
@@ -1100,8 +1264,21 @@
           </w:tcPr>
           <w:p>
             <w:pPr>
-              <w:widowControl w:val="0"/>
-              <w:spacing w:line="240" w:lineRule="auto"/>
+              <w:keepNext w:val="0"/>
+              <w:keepLines w:val="0"/>
+              <w:pageBreakBefore w:val="0"/>
+              <w:widowControl w:val="0"/>
+              <w:pBdr>
+                <w:top w:space="0" w:sz="0" w:val="nil"/>
+                <w:left w:space="0" w:sz="0" w:val="nil"/>
+                <w:bottom w:space="0" w:sz="0" w:val="nil"/>
+                <w:right w:space="0" w:sz="0" w:val="nil"/>
+                <w:between w:space="0" w:sz="0" w:val="nil"/>
+              </w:pBdr>
+              <w:shd w:fill="auto" w:val="clear"/>
+              <w:spacing w:after="0" w:before="0" w:line="276" w:lineRule="auto"/>
+              <w:ind w:left="0" w:right="0" w:firstLine="0"/>
+              <w:jc w:val="left"/>
               <w:rPr>
                 <w:rFonts w:ascii="Malgun Gothic" w:cs="Malgun Gothic" w:eastAsia="Malgun Gothic" w:hAnsi="Malgun Gothic"/>
                 <w:sz w:val="20"/>
@@ -1136,8 +1313,21 @@
           </w:tcPr>
           <w:p>
             <w:pPr>
-              <w:widowControl w:val="0"/>
-              <w:spacing w:line="240" w:lineRule="auto"/>
+              <w:keepNext w:val="0"/>
+              <w:keepLines w:val="0"/>
+              <w:pageBreakBefore w:val="0"/>
+              <w:widowControl w:val="0"/>
+              <w:pBdr>
+                <w:top w:space="0" w:sz="0" w:val="nil"/>
+                <w:left w:space="0" w:sz="0" w:val="nil"/>
+                <w:bottom w:space="0" w:sz="0" w:val="nil"/>
+                <w:right w:space="0" w:sz="0" w:val="nil"/>
+                <w:between w:space="0" w:sz="0" w:val="nil"/>
+              </w:pBdr>
+              <w:shd w:fill="auto" w:val="clear"/>
+              <w:spacing w:after="0" w:before="0" w:line="276" w:lineRule="auto"/>
+              <w:ind w:left="0" w:right="0" w:firstLine="0"/>
+              <w:jc w:val="left"/>
               <w:rPr>
                 <w:rFonts w:ascii="Malgun Gothic" w:cs="Malgun Gothic" w:eastAsia="Malgun Gothic" w:hAnsi="Malgun Gothic"/>
                 <w:sz w:val="20"/>
@@ -1694,8 +1884,21 @@
           </w:tcPr>
           <w:p>
             <w:pPr>
-              <w:widowControl w:val="0"/>
-              <w:spacing w:line="240" w:lineRule="auto"/>
+              <w:keepNext w:val="0"/>
+              <w:keepLines w:val="0"/>
+              <w:pageBreakBefore w:val="0"/>
+              <w:widowControl w:val="0"/>
+              <w:pBdr>
+                <w:top w:space="0" w:sz="0" w:val="nil"/>
+                <w:left w:space="0" w:sz="0" w:val="nil"/>
+                <w:bottom w:space="0" w:sz="0" w:val="nil"/>
+                <w:right w:space="0" w:sz="0" w:val="nil"/>
+                <w:between w:space="0" w:sz="0" w:val="nil"/>
+              </w:pBdr>
+              <w:shd w:fill="auto" w:val="clear"/>
+              <w:spacing w:after="0" w:before="0" w:line="276" w:lineRule="auto"/>
+              <w:ind w:left="0" w:right="0" w:firstLine="0"/>
+              <w:jc w:val="left"/>
               <w:rPr>
                 <w:rFonts w:ascii="Malgun Gothic" w:cs="Malgun Gothic" w:eastAsia="Malgun Gothic" w:hAnsi="Malgun Gothic"/>
                 <w:sz w:val="20"/>
@@ -1723,8 +1926,21 @@
           </w:tcPr>
           <w:p>
             <w:pPr>
-              <w:widowControl w:val="0"/>
-              <w:spacing w:line="240" w:lineRule="auto"/>
+              <w:keepNext w:val="0"/>
+              <w:keepLines w:val="0"/>
+              <w:pageBreakBefore w:val="0"/>
+              <w:widowControl w:val="0"/>
+              <w:pBdr>
+                <w:top w:space="0" w:sz="0" w:val="nil"/>
+                <w:left w:space="0" w:sz="0" w:val="nil"/>
+                <w:bottom w:space="0" w:sz="0" w:val="nil"/>
+                <w:right w:space="0" w:sz="0" w:val="nil"/>
+                <w:between w:space="0" w:sz="0" w:val="nil"/>
+              </w:pBdr>
+              <w:shd w:fill="auto" w:val="clear"/>
+              <w:spacing w:after="0" w:before="0" w:line="276" w:lineRule="auto"/>
+              <w:ind w:left="0" w:right="0" w:firstLine="0"/>
+              <w:jc w:val="left"/>
               <w:rPr>
                 <w:rFonts w:ascii="Malgun Gothic" w:cs="Malgun Gothic" w:eastAsia="Malgun Gothic" w:hAnsi="Malgun Gothic"/>
                 <w:sz w:val="20"/>
@@ -1752,8 +1968,21 @@
           </w:tcPr>
           <w:p>
             <w:pPr>
-              <w:widowControl w:val="0"/>
-              <w:spacing w:line="240" w:lineRule="auto"/>
+              <w:keepNext w:val="0"/>
+              <w:keepLines w:val="0"/>
+              <w:pageBreakBefore w:val="0"/>
+              <w:widowControl w:val="0"/>
+              <w:pBdr>
+                <w:top w:space="0" w:sz="0" w:val="nil"/>
+                <w:left w:space="0" w:sz="0" w:val="nil"/>
+                <w:bottom w:space="0" w:sz="0" w:val="nil"/>
+                <w:right w:space="0" w:sz="0" w:val="nil"/>
+                <w:between w:space="0" w:sz="0" w:val="nil"/>
+              </w:pBdr>
+              <w:shd w:fill="auto" w:val="clear"/>
+              <w:spacing w:after="0" w:before="0" w:line="276" w:lineRule="auto"/>
+              <w:ind w:left="0" w:right="0" w:firstLine="0"/>
+              <w:jc w:val="left"/>
               <w:rPr>
                 <w:rFonts w:ascii="Malgun Gothic" w:cs="Malgun Gothic" w:eastAsia="Malgun Gothic" w:hAnsi="Malgun Gothic"/>
                 <w:sz w:val="20"/>
@@ -1908,8 +2137,21 @@
           </w:tcPr>
           <w:p>
             <w:pPr>
-              <w:widowControl w:val="0"/>
-              <w:spacing w:line="240" w:lineRule="auto"/>
+              <w:keepNext w:val="0"/>
+              <w:keepLines w:val="0"/>
+              <w:pageBreakBefore w:val="0"/>
+              <w:widowControl w:val="0"/>
+              <w:pBdr>
+                <w:top w:space="0" w:sz="0" w:val="nil"/>
+                <w:left w:space="0" w:sz="0" w:val="nil"/>
+                <w:bottom w:space="0" w:sz="0" w:val="nil"/>
+                <w:right w:space="0" w:sz="0" w:val="nil"/>
+                <w:between w:space="0" w:sz="0" w:val="nil"/>
+              </w:pBdr>
+              <w:shd w:fill="auto" w:val="clear"/>
+              <w:spacing w:after="0" w:before="0" w:line="276" w:lineRule="auto"/>
+              <w:ind w:left="0" w:right="0" w:firstLine="0"/>
+              <w:jc w:val="left"/>
               <w:rPr>
                 <w:rFonts w:ascii="Malgun Gothic" w:cs="Malgun Gothic" w:eastAsia="Malgun Gothic" w:hAnsi="Malgun Gothic"/>
                 <w:sz w:val="20"/>
@@ -2118,12 +2360,25 @@
           <w:u w:val="none"/>
         </w:rPr>
       </w:pPr>
-      <w:r>
-        <w:rPr>
-          <w:rFonts w:ascii="Arial Unicode MS" w:cs="Arial Unicode MS" w:eastAsia="Arial Unicode MS" w:hAnsi="Arial Unicode MS"/>
-          <w:rtl w:val="0"/>
-        </w:rPr>
-        <w:t xml:space="preserve">점심식사 메뉴(예산안팀 메뉴 확정되는 대로)</w:t>
+      <w:sdt>
+        <w:sdtPr>
+          <w:id w:val="846848530"/>
+          <w:tag w:val="goog_rdk_9"/>
+        </w:sdtPr>
+        <w:sdtContent>
+          <w:r>
+            <w:rPr>
+              <w:rFonts w:ascii="Arial Unicode MS" w:cs="Arial Unicode MS" w:eastAsia="Arial Unicode MS" w:hAnsi="Arial Unicode MS"/>
+              <w:rtl w:val="0"/>
+            </w:rPr>
+            <w:t xml:space="preserve">점심식사 메뉴(예산안팀 메뉴 확정되는 대로)</w:t>
+          </w:r>
+        </w:sdtContent>
+      </w:sdt>
+      <w:r>
+        <w:rPr>
+          <w:rtl w:val="0"/>
+        </w:rPr>
       </w:r>
     </w:p>
     <w:p>
@@ -2193,12 +2448,25 @@
           <w:u w:val="none"/>
         </w:rPr>
       </w:pPr>
-      <w:r>
-        <w:rPr>
-          <w:rFonts w:ascii="Arial Unicode MS" w:cs="Arial Unicode MS" w:eastAsia="Arial Unicode MS" w:hAnsi="Arial Unicode MS"/>
-          <w:rtl w:val="0"/>
-        </w:rPr>
-        <w:t xml:space="preserve">티셔츠 사이즈 안내(콘텐츠팀이 고른 셔츠 사이즈)</w:t>
+      <w:sdt>
+        <w:sdtPr>
+          <w:id w:val="1437237135"/>
+          <w:tag w:val="goog_rdk_10"/>
+        </w:sdtPr>
+        <w:sdtContent>
+          <w:r>
+            <w:rPr>
+              <w:rFonts w:ascii="Arial Unicode MS" w:cs="Arial Unicode MS" w:eastAsia="Arial Unicode MS" w:hAnsi="Arial Unicode MS"/>
+              <w:rtl w:val="0"/>
+            </w:rPr>
+            <w:t xml:space="preserve">티셔츠 사이즈 안내(콘텐츠팀이 고른 셔츠 사이즈)</w:t>
+          </w:r>
+        </w:sdtContent>
+      </w:sdt>
+      <w:r>
+        <w:rPr>
+          <w:rtl w:val="0"/>
+        </w:rPr>
       </w:r>
     </w:p>
     <w:p>
@@ -2247,6 +2515,11 @@
         </w:rPr>
         <w:t xml:space="preserve"> Important Notes</w:t>
       </w:r>
+      <w:r>
+        <w:rPr>
+          <w:rtl w:val="0"/>
+        </w:rPr>
+      </w:r>
     </w:p>
     <w:p>
       <w:pPr>
@@ -2379,6 +2652,7 @@
         </w:numPr>
         <w:shd w:fill="ffffff" w:val="clear"/>
         <w:ind w:left="720" w:hanging="360"/>
+        <w:rPr/>
       </w:pPr>
       <w:r>
         <w:rPr>
@@ -2388,6 +2662,11 @@
           <w:rtl w:val="0"/>
         </w:rPr>
         <w:t xml:space="preserve">⚠️ Safety Rules ⚠️</w:t>
+      </w:r>
+      <w:r>
+        <w:rPr>
+          <w:rtl w:val="0"/>
+        </w:rPr>
       </w:r>
     </w:p>
     <w:p>
@@ -2748,6 +3027,27 @@
       <w:sz w:val="52"/>
       <w:szCs w:val="52"/>
     </w:rPr>
+  </w:style>
+  <w:style w:type="table" w:styleId="TableNormal" w:default="1">
+    <w:name w:val="TableNormal"/>
+    <w:tblPr>
+      <w:tblCellMar>
+        <w:top w:w="100.0" w:type="dxa"/>
+        <w:left w:w="100.0" w:type="dxa"/>
+        <w:bottom w:w="100.0" w:type="dxa"/>
+        <w:right w:w="100.0" w:type="dxa"/>
+      </w:tblCellMar>
+    </w:tblPr>
+  </w:style>
+  <w:style w:type="paragraph" w:styleId="Normal" w:default="1">
+    <w:name w:val="normal"/>
+  </w:style>
+  <w:style w:type="table" w:styleId="Table1">
+    <w:basedOn w:val="TableNormal"/>
+    <w:tblPr>
+      <w:tblStyleRowBandSize w:val="1"/>
+      <w:tblStyleColBandSize w:val="1"/>
+    </w:tblPr>
   </w:style>
   <w:style w:type="paragraph" w:styleId="Subtitle">
     <w:name w:val="Subtitle"/>
@@ -3096,4 +3396,19 @@
   </a:objectDefaults>
   <a:extraClrSchemeLst/>
 </a:theme>
+</file>
+
+<file path=customXML/item1.xml><?xml version="1.0" encoding="utf-8"?>
+<go:gDocsCustomXmlDataStorage xmlns:go="http://customooxmlschemas.google.com/" xmlns:r="http://schemas.openxmlformats.org/officeDocument/2006/relationships" uri="GoogleDocsCustomDataVersion2">
+  <go:docsCustomData xmlns:go="http://customooxmlschemas.google.com/" roundtripDataSignature="AMtx7mjHsKI1XXXFu1P1B2/nAtOZEayDVQ==">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</go:docsCustomData>
+</go:gDocsCustomXmlDataStorage>
+</file>
+
+<file path=customXML/itemProps1.xml><?xml version="1.0" encoding="utf-8"?>
+<ds:datastoreItem xmlns:ds="http://schemas.openxmlformats.org/officeDocument/2006/customXml" ds:itemID="{11111111-1234-1234-1234-123412341234}">
+  <ds:schemaRefs>
+    <ds:schemaRef ds:uri="http://schemas.openxmlformats.org/officeDocument/2006/relationships"/>
+    <ds:schemaRef ds:uri="http://customooxmlschemas.google.com/"/>
+  </ds:schemaRefs>
+</ds:datastoreItem>
 </file>